--- a/BED-CA1-P2520762-DCDF-FT-2B-24.docx
+++ b/BED-CA1-P2520762-DCDF-FT-2B-24.docx
@@ -1561,7 +1561,7 @@
                 <w:i/>
                 <w:sz w:val="24"/>
               </w:rPr>
-              <w:t>The backend is separated by responsibility. Route files define endpoints and middleware order. Controller files validate request logic, call models, apply game rules, and send JSON responses. Model files contain Drizzle database queries. Constants store fixed game content such as quests, items, enemies, regions, and abilities. Utils contain reusable calculations and request helper functions. The middleware folder is kept for shared validation and JSON parsing checks used across multiple routes.</w:t>
+              <w:t>The backend is separated by responsibility. Route files define endpoints and middleware order. Controller files apply game checks, call models, and store success data in res.locals.data. Response middleware sends the final success JSON response. Model files contain Drizzle database queries. Constants store fixed game content such as quests, items, enemies, regions, and abilities. Utils contain reusable calculations and error helper functions. The middleware folder is kept for shared request validation, JSON parsing checks, and success response formatting used across multiple routes.</w:t>
             </w:r>
             <w:r>
               <w:br/>
@@ -2409,7 +2409,7 @@
                 <w:i/>
                 <w:sz w:val="24"/>
               </w:rPr>
-              <w:t>The backend handles missing JSON bodies, missing fields, invalid JSON syntax, invalid route parameters, invalid IDs, missing records, duplicate usernames, locked map travel, combat conflicts, ownership mismatches, item/equipment mistakes, invalid fixed-content IDs, and unsupported update values. Shared validation middleware checks required body fields, update fields, route parameters, and JSON parse errors before controller logic. Controllers use request helper functions to create and send consistent error responses. Expected failures return 400, 403, 404, or 409, while unexpected server failures return 500. Unknown routes are handled in index.js with a clear not-found message.</w:t>
+              <w:t>The backend handles missing JSON bodies, missing fields, invalid JSON syntax, invalid route parameters, invalid IDs, missing records, duplicate usernames, locked map travel, combat conflicts, ownership mismatches, item/equipment mistakes, invalid fixed-content IDs, and unsupported update values. Shared validation middleware checks required body fields, update fields, route parameters, numeric IDs, query filters, and JSON parse errors before controller logic. It also stores cleaned request values in res.locals for controllers to use. Controllers use request helper functions to create and send consistent error responses. Expected failures return 400, 403, 404, or 409, while unexpected server failures return 500. Unknown routes are handled in index.js with a clear not-found message.</w:t>
             </w:r>
             <w:r>
               <w:br/>
@@ -2911,7 +2911,7 @@
                 <w:i/>
                 <w:sz w:val="24"/>
               </w:rPr>
-              <w:t>The codebase uses consistent file responsibilities, readable names, section comments, and practical-style route/controller/model separation. Repeated request validation is handled through middleware and request helper functions, while fixed game data stays in constants. Reusable calculations such as combat turns, damage ranges, equipment bonuses, army battle resolution, leveling, and character stat generation are kept in utils instead of being duplicated through controllers. Models remain responsible for database work, including transactions for multi-table updates.</w:t>
+              <w:t>The codebase uses consistent file responsibilities, readable names, section comments, and practical-style route/controller/model separation. Repeated request validation is handled through validation middleware, while fixed game data stays in constants. Reusable calculations such as combat turns, damage ranges, equipment bonuses, army battle resolution, leveling, and character stat generation are kept in utils instead of being duplicated through controllers. Models remain responsible for database work, including transactions for multi-table updates. Success responses are formatted through response middleware so route messages stay consistent.</w:t>
             </w:r>
             <w:r>
               <w:br/>
